--- a/templates/certificate-of-formation-llc.docx
+++ b/templates/certificate-of-formation-llc.docx
@@ -4,6 +4,7 @@
   <w:body>
     <w:p>
       <w:pPr>
+        <w:pStyle w:val="GLInstructionBlock"/>
         <w:spacing w:after="240"/>
         <w:jc w:val="left"/>
       </w:pPr>
@@ -67,7 +68,7 @@
           <w:sz w:val="26"/>
           <w:szCs w:val="26"/>
         </w:rPr>
-        <w:t xml:space="preserve">[COMPANY NAME], LLC</w:t>
+        <w:t>{Company Name}, LLC</w:t>
       </w:r>
     </w:p>
     <w:p>
@@ -92,7 +93,7 @@
         <w:t xml:space="preserve">FIRST.  </w:t>
       </w:r>
       <w:r>
-        <w:t xml:space="preserve">The name of the limited liability company is [COMPANY NAME], LLC.</w:t>
+        <w:t>The name of the limited liability company is {Company Name}, LLC.</w:t>
       </w:r>
     </w:p>
     <w:p>
@@ -108,7 +109,7 @@
         <w:t xml:space="preserve">SECOND.  </w:t>
       </w:r>
       <w:r>
-        <w:t xml:space="preserve">The address of its registered office in the State of Delaware is [REGISTERED OFFICE ADDRESS], and the name of its registered agent at that address is [REGISTERED AGENT NAME].</w:t>
+        <w:t>The address of its registered office in the State of Delaware is {Registered Office Address}, and the name of its registered agent at that address is {Registered Agent Name}.</w:t>
       </w:r>
     </w:p>
     <w:p>
@@ -117,7 +118,7 @@
         <w:jc w:val="both"/>
       </w:pPr>
       <w:r>
-        <w:t xml:space="preserve">IN WITNESS WHEREOF, the undersigned authorized person has executed this Certificate of Formation on [DATE].</w:t>
+        <w:t>IN WITNESS WHEREOF, the undersigned authorized person has executed this Certificate of Formation on {Effective Date}.</w:t>
       </w:r>
     </w:p>
     <w:p>
@@ -125,7 +126,10 @@
         <w:spacing w:after="0" w:before="360"/>
       </w:pPr>
       <w:r>
-        <w:t xml:space="preserve">______________________________</w:t>
+        <w:rPr>
+          <w:rStyle w:val="GLSignatureMarker"/>
+        </w:rPr>
+        <w:t>[[GL-SIGNATURE:authorized-person]]</w:t>
       </w:r>
     </w:p>
     <w:p>
@@ -133,7 +137,7 @@
         <w:spacing w:after="200"/>
       </w:pPr>
       <w:r>
-        <w:t xml:space="preserve">[AUTHORIZED PERSON NAME], Authorized Person</w:t>
+        <w:t>{Authorized Person Name}, Authorized Person</w:t>
       </w:r>
     </w:p>
     <w:sectPr>
@@ -255,7 +259,7 @@
         <w:sz w:val="20"/>
         <w:szCs w:val="20"/>
       </w:rPr>
-      <w:t xml:space="preserve">[COMPANY NAME], LLC — Certificate of Formation</w:t>
+      <w:t>{Company Name}, LLC — Certificate of Formation</w:t>
     </w:r>
   </w:p>
 </w:hdr>
@@ -543,5 +547,17 @@
       <w:szCs w:val="20"/>
     </w:rPr>
   </w:style>
+  <w:style w:type="paragraph" w:customStyle="1" w:styleId="GLInstructionBlock">
+    <w:name w:val="GL Instruction Block"/>
+    <w:basedOn w:val="Normal"/>
+  </w:style>
+  <w:style w:type="character" w:customStyle="1" w:styleId="GLInstructionInline">
+    <w:name w:val="GL Instruction Inline"/>
+    <w:basedOn w:val="DefaultParagraphFont"/>
+  </w:style>
+  <w:style w:type="character" w:customStyle="1" w:styleId="GLSignatureMarker">
+    <w:name w:val="GL Signature Marker"/>
+    <w:basedOn w:val="DefaultParagraphFont"/>
+  </w:style>
 </w:styles>
 </file>